--- a/vertrag/05_AnlageC_SLA.docx
+++ b/vertrag/05_AnlageC_SLA.docx
@@ -62,7 +62,7 @@
           <w:sz w:val="18"/>
           <w:szCs w:val="18"/>
         </w:rPr>
-        <w:t xml:space="preserve">Stand: September 2026</w:t>
+        <w:t xml:space="preserve">Stand: Oktober 2026</w:t>
       </w:r>
     </w:p>
     <w:p>
@@ -179,7 +179,7 @@
           <w:sz w:val="21"/>
           <w:szCs w:val="21"/>
         </w:rPr>
-        <w:t xml:space="preserve">Diese Anlage C ist Bestandteil der Vertragsdokumente und ergänzt den Rahmenvertrag. Sie gilt für die Dauer des jeweiligen Betriebsverhältnisses und ausschließlich für Betriebsleistungen im Sinne des Dienstvertragsrechts; für Projektleistungen (einmalige Werkleistungen) gilt sie nicht.</w:t>
+        <w:t xml:space="preserve">Diese Anlage C ist Bestandteil der Vertragsdokumente und ergänzt den Rahmenvertrag. Sie gilt für die Dauer des jeweiligen Betriebsverhältnisses für die Betriebsleistungen (§ 3 Abs. (2) des Rahmenvertrags); für Projektleistungen (einmalige Werkleistungen) gilt sie nicht. Für Anwendungen, die der Kunde als Kauflizenz selbst betreibt, gilt nur Ziffer 12.</w:t>
       </w:r>
     </w:p>
     <w:p>
@@ -237,7 +237,7 @@
           <w:sz w:val="21"/>
           <w:szCs w:val="21"/>
         </w:rPr>
-        <w:t xml:space="preserve">Die in dieser Anlage genannten Support- und Reaktionszeiten setzen ein bestehendes, nicht gekündigtes und nicht (durch Zahlungsverzug oder aus anderem Grund berechtigt) ausgesetztes Vertragsverhältnis sowie die vollständige Erfüllung der fälligen Zahlungspflichten des Kunden voraus.</w:t>
+        <w:t xml:space="preserve">Die in dieser Anlage genannten Support- und Reaktionszeiten setzen ein bestehendes, nicht gekündigtes und nicht nach § 7 Abs. (11) des Rahmenvertrags ausgesetztes Vertragsverhältnis voraus.</w:t>
       </w:r>
     </w:p>
     <w:p>
@@ -518,6 +518,35 @@
           <w:szCs w:val="21"/>
         </w:rPr>
         <w:t xml:space="preserve">NexAI ist nicht zu einer über die Servicezeiten hinausgehenden Erreichbarkeit, Rufbereitschaft oder Überwachung verpflichtet. Ein 24/7-Support oder eine 24/7-Überwachung wird nicht geschuldet.</w:t>
+      </w:r>
+    </w:p>
+    <w:p>
+      <w:pPr>
+        <w:spacing w:after="80" w:line="276"/>
+        <w:ind w:left="360" w:hanging="360"/>
+        <w:jc w:val="both"/>
+      </w:pPr>
+      <w:r>
+        <w:rPr>
+          <w:rFonts w:ascii="Arial" w:cs="Arial" w:eastAsia="Arial" w:hAnsi="Arial"/>
+          <w:color w:val="1A1A1A"/>
+          <w:sz w:val="21"/>
+          <w:szCs w:val="21"/>
+        </w:rPr>
+        <w:t xml:space="preserve">(5)	</w:t>
+      </w:r>
+      <w:r>
+        <w:rPr>
+          <w:rFonts w:ascii="Arial" w:cs="Arial" w:eastAsia="Arial" w:hAnsi="Arial"/>
+          <w:b w:val="false"/>
+          <w:bCs w:val="false"/>
+          <w:i w:val="false"/>
+          <w:iCs w:val="false"/>
+          <w:color w:val="1A1A1A"/>
+          <w:sz w:val="21"/>
+          <w:szCs w:val="21"/>
+        </w:rPr>
+        <w:t xml:space="preserve">Ist der telefonische Ansprechpartner von NexAI wegen Urlaubs oder Krankheit abwesend, kündigt NexAI planbare Abwesenheiten rechtzeitig in Textform an und benennt eine Vertretung, die die Erstreaktion nach Ziffer 4 übernimmt. [Vertretung: von Max zu benennen.]</w:t>
       </w:r>
     </w:p>
     <w:p>
@@ -639,7 +668,7 @@
           <w:sz w:val="21"/>
           <w:szCs w:val="21"/>
         </w:rPr>
-        <w:t xml:space="preserve"> unter 0176 80714816 innerhalb der Servicezeiten;</w:t>
+        <w:t xml:space="preserve"> unter 0176 80714816 (Maximilian Trenk) innerhalb der Servicezeiten; bei Störungen der Priorität P1 vorrangig zu nutzen;</w:t>
       </w:r>
     </w:p>
     <w:p>
@@ -760,7 +789,56 @@
           <w:sz w:val="21"/>
           <w:szCs w:val="21"/>
         </w:rPr>
-        <w:t xml:space="preserve"> zur strukturierten Erfassung und Nachverfolgung von Anfragen.</w:t>
+        <w:t xml:space="preserve"> zur strukturierten Erfassung und Nachverfolgung von Anfragen;</w:t>
+      </w:r>
+    </w:p>
+    <w:p>
+      <w:pPr>
+        <w:pStyle w:val="ListParagraph"/>
+        <w:numPr>
+          <w:ilvl w:val="0"/>
+          <w:numId w:val="1"/>
+        </w:numPr>
+        <w:spacing w:after="40" w:line="264"/>
+      </w:pPr>
+      <w:r>
+        <w:rPr>
+          <w:rFonts w:ascii="Arial" w:cs="Arial" w:eastAsia="Arial" w:hAnsi="Arial"/>
+          <w:b w:val="false"/>
+          <w:bCs w:val="false"/>
+          <w:i w:val="false"/>
+          <w:iCs w:val="false"/>
+          <w:color w:val="1A1A1A"/>
+          <w:sz w:val="21"/>
+          <w:szCs w:val="21"/>
+        </w:rPr>
+        <w:t xml:space="preserve">für Meldungen von Sicherheitslücken: </w:t>
+      </w:r>
+      <w:r>
+        <w:rPr>
+          <w:rFonts w:ascii="Arial" w:cs="Arial" w:eastAsia="Arial" w:hAnsi="Arial"/>
+          <w:b/>
+          <w:bCs/>
+          <w:i w:val="false"/>
+          <w:iCs w:val="false"/>
+          <w:color w:val="1A1A1A"/>
+          <w:sz w:val="21"/>
+          <w:szCs w:val="21"/>
+        </w:rPr>
+        <w:t xml:space="preserve">security@nex-a-i.com</w:t>
+      </w:r>
+      <w:r>
+        <w:rPr>
+          <w:rFonts w:ascii="Arial" w:cs="Arial" w:eastAsia="Arial" w:hAnsi="Arial"/>
+          <w:b w:val="false"/>
+          <w:bCs w:val="false"/>
+          <w:i w:val="false"/>
+          <w:iCs w:val="false"/>
+          <w:color w:val="1A1A1A"/>
+          <w:sz w:val="21"/>
+          <w:szCs w:val="21"/>
+        </w:rPr>
+        <w:t xml:space="preserve"> [setzt voraus: Postfach eingerichtet; bis dahin mbt@nex-a-i.com].</w:t>
       </w:r>
     </w:p>
     <w:p>
@@ -1123,7 +1201,7 @@
                 <w:sz w:val="20"/>
                 <w:szCs w:val="20"/>
               </w:rPr>
-              <w:t xml:space="preserve">Totalausfall; ein Agent ist vollständig funktionsunfähig und es besteht keine nutzbare Ausweichmöglichkeit.</w:t>
+              <w:t xml:space="preserve">Totalausfall; ein Agent oder eine von NexAI betriebene Anwendung ist vollständig funktionsunfähig und es besteht keine nutzbare Ausweichmöglichkeit.</w:t>
             </w:r>
           </w:p>
         </w:tc>
@@ -1152,7 +1230,7 @@
                 <w:sz w:val="20"/>
                 <w:szCs w:val="20"/>
               </w:rPr>
-              <w:t xml:space="preserve">Voice Agent nimmt keine Anrufe mehr entgegen; Chat Agent ist vollständig nicht erreichbar; kompletter Ausfall aller Agenten.</w:t>
+              <w:t xml:space="preserve">Voice Agent nimmt keine Anrufe mehr entgegen; Chat Agent ist vollständig nicht erreichbar; NexAI Kalender oder NexAI Mailagent ist nicht erreichbar oder nicht bedienbar.</w:t>
             </w:r>
           </w:p>
         </w:tc>
@@ -1194,7 +1272,7 @@
                 <w:sz w:val="20"/>
                 <w:szCs w:val="20"/>
               </w:rPr>
-              <w:t xml:space="preserve">8 Stunden</w:t>
+              <w:t xml:space="preserve">4 Servicestunden</w:t>
             </w:r>
           </w:p>
         </w:tc>
@@ -1706,33 +1784,33 @@
           <w:sz w:val="21"/>
           <w:szCs w:val="21"/>
         </w:rPr>
-        <w:t xml:space="preserve">NexAI schuldet die Erstreaktion innerhalb der genannten Zeiten als Bemühensschuld. Eine bestimmte </w:t>
-      </w:r>
-      <w:r>
-        <w:rPr>
-          <w:rFonts w:ascii="Arial" w:cs="Arial" w:eastAsia="Arial" w:hAnsi="Arial"/>
-          <w:b/>
-          <w:bCs/>
-          <w:i w:val="false"/>
-          <w:iCs w:val="false"/>
-          <w:color w:val="1A1A1A"/>
-          <w:sz w:val="21"/>
-          <w:szCs w:val="21"/>
-        </w:rPr>
-        <w:t xml:space="preserve">Wiederherstellungs-, Lösungs- oder Behebungszeit wird ausdrücklich nicht garantiert.</w:t>
-      </w:r>
-      <w:r>
-        <w:rPr>
-          <w:rFonts w:ascii="Arial" w:cs="Arial" w:eastAsia="Arial" w:hAnsi="Arial"/>
-          <w:b w:val="false"/>
-          <w:bCs w:val="false"/>
-          <w:i w:val="false"/>
-          <w:iCs w:val="false"/>
-          <w:color w:val="1A1A1A"/>
-          <w:sz w:val="21"/>
-          <w:szCs w:val="21"/>
-        </w:rPr>
-        <w:t xml:space="preserve"> NexAI wird sich bemühen, gemeldete Störungen mit der nach den Umständen gebotenen Sorgfalt und in einer der Priorität angemessenen Weise zu bearbeiten und zu beheben.</w:t>
+        <w:t xml:space="preserve">NexAI schuldet die Erstreaktion innerhalb der genannten Zeiten. Eine bestimmte </w:t>
+      </w:r>
+      <w:r>
+        <w:rPr>
+          <w:rFonts w:ascii="Arial" w:cs="Arial" w:eastAsia="Arial" w:hAnsi="Arial"/>
+          <w:b/>
+          <w:bCs/>
+          <w:i w:val="false"/>
+          <w:iCs w:val="false"/>
+          <w:color w:val="1A1A1A"/>
+          <w:sz w:val="21"/>
+          <w:szCs w:val="21"/>
+        </w:rPr>
+        <w:t xml:space="preserve">Wiederherstellungs-, Lösungs- oder Behebungszeit wird nicht zugesagt</w:t>
+      </w:r>
+      <w:r>
+        <w:rPr>
+          <w:rFonts w:ascii="Arial" w:cs="Arial" w:eastAsia="Arial" w:hAnsi="Arial"/>
+          <w:b w:val="false"/>
+          <w:bCs w:val="false"/>
+          <w:i w:val="false"/>
+          <w:iCs w:val="false"/>
+          <w:color w:val="1A1A1A"/>
+          <w:sz w:val="21"/>
+          <w:szCs w:val="21"/>
+        </w:rPr>
+        <w:t xml:space="preserve">; NexAI bearbeitet und behebt gemeldete Störungen mit der nach den Umständen gebotenen Sorgfalt und in einer der Priorität angemessenen Weise. Die Verfügbarkeit richtet sich nach Ziffer 7.</w:t>
       </w:r>
     </w:p>
     <w:p>
@@ -1761,7 +1839,7 @@
           <w:sz w:val="21"/>
           <w:szCs w:val="21"/>
         </w:rPr>
-        <w:t xml:space="preserve">Ursachen, die außerhalb des Einflussbereichs von NexAI liegen – insbesondere Störungen, Ausfälle, Wartungen oder Änderungen bei Subunternehmern und Drittdiensten (z. B. Vapi, Twilio, Make, OpenAI, ElevenLabs, Google, Hoster) sowie Ereignisse höherer Gewalt – hemmen den Lauf der Reaktionszeiten für die Dauer ihres Bestehens. NexAI wird den Kunden über solche Umstände, sobald erkannt, unterrichten.</w:t>
+        <w:t xml:space="preserve">Störungen bei Subunternehmern und Drittdiensten (Anlage B, Anhang 2), die NexAI nicht zu vertreten hat, sowie höhere Gewalt verlängern die Frist zur Behebung, nicht die Erstreaktionszeit. Von NexAI zu vertreten sind insbesondere fehlendes Guthaben, abgelaufene Zugänge und eigene Konfigurationsfehler. NexAI unterrichtet den Kunden über solche Umstände, sobald sie erkannt sind.</w:t>
       </w:r>
     </w:p>
     <w:p>
@@ -1906,7 +1984,7 @@
           <w:sz w:val="21"/>
           <w:szCs w:val="21"/>
         </w:rPr>
-        <w:t xml:space="preserve">die Analyse und, im Rahmen der Bemühensschuld, die Behebung von Störungen im Verantwortungsbereich von NexAI;</w:t>
+        <w:t xml:space="preserve">die Analyse und Behebung von Störungen im Verantwortungsbereich von NexAI;</w:t>
       </w:r>
     </w:p>
     <w:p>
@@ -2220,7 +2298,7 @@
           <w:sz w:val="21"/>
           <w:szCs w:val="21"/>
         </w:rPr>
-        <w:t xml:space="preserve">die Behebung von Störungen, die auf Ursachen im Verantwortungsbereich des Kunden, Dritter oder auf höhere Gewalt zurückzuführen sind (Aufwandsvergütung zu den jeweils gültigen Sätzen);</w:t>
+        <w:t xml:space="preserve">die Behebung von Störungen, die auf Ursachen im Verantwortungsbereich des Kunden, auf nicht von NexAI eingesetzte Dritte oder auf höhere Gewalt zurückzuführen sind (Aufwandsvergütung zu den jeweils gültigen Sätzen);</w:t>
       </w:r>
     </w:p>
     <w:p>
@@ -2421,7 +2499,7 @@
           <w:sz w:val="21"/>
           <w:szCs w:val="21"/>
         </w:rPr>
-        <w:t xml:space="preserve"> in Textform (z. B. per E-Mail) an.</w:t>
+        <w:t xml:space="preserve"> in Textform (z. B. per E-Mail) an. Ausgenommen sind Aktualisierungen mit einer voraussichtlichen Unterbrechung von weniger als 15 Minuten außerhalb der Zeit von 8 bis 18 Uhr.</w:t>
       </w:r>
     </w:p>
     <w:p>
@@ -2492,7 +2570,7 @@
           <w:sz w:val="21"/>
           <w:szCs w:val="21"/>
         </w:rPr>
-        <w:t xml:space="preserve">Angekündigte planbare Wartungsfenster sowie kurzzeitige, wartungsbedingte Unterbrechungen oder Beeinträchtigungen gelten nicht als Nichtverfügbarkeit im Sinne von Abschnitt 7 und stellen keine Pflichtverletzung dar. Die zwingende gesetzliche Haftung von NexAI, insbesondere bei Vorsatz und grober Fahrlässigkeit sowie bei der Verletzung von Leben, Körper oder Gesundheit, bleibt unberührt.</w:t>
+        <w:t xml:space="preserve">Wartungen nach den Absätzen (2) und (3) stellen keine Pflichtverletzung dar; ob sie als Ausfallzeit zählen, richtet sich nach Ziffer 7 Abs. (3). Die zwingende gesetzliche Haftung von NexAI, insbesondere bei Vorsatz und grober Fahrlässigkeit sowie bei der Verletzung von Leben, Körper oder Gesundheit, bleibt unberührt.</w:t>
       </w:r>
     </w:p>
     <w:p>
@@ -2552,85 +2630,33 @@
           <w:sz w:val="21"/>
           <w:szCs w:val="21"/>
         </w:rPr>
-        <w:t xml:space="preserve">NexAI schuldet </w:t>
-      </w:r>
-      <w:r>
-        <w:rPr>
-          <w:rFonts w:ascii="Arial" w:cs="Arial" w:eastAsia="Arial" w:hAnsi="Arial"/>
-          <w:b/>
-          <w:bCs/>
-          <w:i w:val="false"/>
-          <w:iCs w:val="false"/>
-          <w:color w:val="1A1A1A"/>
-          <w:sz w:val="21"/>
-          <w:szCs w:val="21"/>
-        </w:rPr>
-        <w:t xml:space="preserve">keine garantierte Verfügbarkeit (Uptime)</w:t>
-      </w:r>
-      <w:r>
-        <w:rPr>
-          <w:rFonts w:ascii="Arial" w:cs="Arial" w:eastAsia="Arial" w:hAnsi="Arial"/>
-          <w:b w:val="false"/>
-          <w:bCs w:val="false"/>
-          <w:i w:val="false"/>
-          <w:iCs w:val="false"/>
-          <w:color w:val="1A1A1A"/>
-          <w:sz w:val="21"/>
-          <w:szCs w:val="21"/>
-        </w:rPr>
-        <w:t xml:space="preserve"> der Agenten und Anwendungen. Als </w:t>
-      </w:r>
-      <w:r>
-        <w:rPr>
-          <w:rFonts w:ascii="Arial" w:cs="Arial" w:eastAsia="Arial" w:hAnsi="Arial"/>
-          <w:b/>
-          <w:bCs/>
-          <w:i w:val="false"/>
-          <w:iCs w:val="false"/>
-          <w:color w:val="1A1A1A"/>
-          <w:sz w:val="21"/>
-          <w:szCs w:val="21"/>
-        </w:rPr>
-        <w:t xml:space="preserve">unverbindliche Zielkennzahl</w:t>
-      </w:r>
-      <w:r>
-        <w:rPr>
-          <w:rFonts w:ascii="Arial" w:cs="Arial" w:eastAsia="Arial" w:hAnsi="Arial"/>
-          <w:b w:val="false"/>
-          <w:bCs w:val="false"/>
-          <w:i w:val="false"/>
-          <w:iCs w:val="false"/>
-          <w:color w:val="1A1A1A"/>
-          <w:sz w:val="21"/>
-          <w:szCs w:val="21"/>
-        </w:rPr>
-        <w:t xml:space="preserve"> strebt NexAI für die von ihr selbst betriebene Orchestrierungsschicht eine Verfügbarkeit von </w:t>
-      </w:r>
-      <w:r>
-        <w:rPr>
-          <w:rFonts w:ascii="Arial" w:cs="Arial" w:eastAsia="Arial" w:hAnsi="Arial"/>
-          <w:b/>
-          <w:bCs/>
-          <w:i w:val="false"/>
-          <w:iCs w:val="false"/>
-          <w:color w:val="1A1A1A"/>
-          <w:sz w:val="21"/>
-          <w:szCs w:val="21"/>
-        </w:rPr>
-        <w:t xml:space="preserve">99 % im Monatsmittel</w:t>
-      </w:r>
-      <w:r>
-        <w:rPr>
-          <w:rFonts w:ascii="Arial" w:cs="Arial" w:eastAsia="Arial" w:hAnsi="Arial"/>
-          <w:b w:val="false"/>
-          <w:bCs w:val="false"/>
-          <w:i w:val="false"/>
-          <w:iCs w:val="false"/>
-          <w:color w:val="1A1A1A"/>
-          <w:sz w:val="21"/>
-          <w:szCs w:val="21"/>
-        </w:rPr>
-        <w:t xml:space="preserve"> an.</w:t>
+        <w:t xml:space="preserve">Für die von NexAI betriebenen Anwendungen (NexAI Kalender, NexAI Mailagent, NexAI App sowie das NexAI CRM bei Betrieb durch NexAI) und für die von NexAI betriebene Vermittlungsschicht der Agenten (Server, Telefonie-Vermittlung, Automatisierungsplattform) gilt als vereinbarte Beschaffenheit eine </w:t>
+      </w:r>
+      <w:r>
+        <w:rPr>
+          <w:rFonts w:ascii="Arial" w:cs="Arial" w:eastAsia="Arial" w:hAnsi="Arial"/>
+          <w:b/>
+          <w:bCs/>
+          <w:i w:val="false"/>
+          <w:iCs w:val="false"/>
+          <w:color w:val="1A1A1A"/>
+          <w:sz w:val="21"/>
+          <w:szCs w:val="21"/>
+        </w:rPr>
+        <w:t xml:space="preserve">Verfügbarkeit von [98] % im Kalendermonat</w:t>
+      </w:r>
+      <w:r>
+        <w:rPr>
+          <w:rFonts w:ascii="Arial" w:cs="Arial" w:eastAsia="Arial" w:hAnsi="Arial"/>
+          <w:b w:val="false"/>
+          <w:bCs w:val="false"/>
+          <w:i w:val="false"/>
+          <w:iCs w:val="false"/>
+          <w:color w:val="1A1A1A"/>
+          <w:sz w:val="21"/>
+          <w:szCs w:val="21"/>
+        </w:rPr>
+        <w:t xml:space="preserve">, je Leistung. Verfügbar ist eine Leistung, wenn ihr Anmelde- oder Prüfpunkt von außen erreichbar ist und antwortet.</w:t>
       </w:r>
     </w:p>
     <w:p>
@@ -2659,7 +2685,7 @@
           <w:sz w:val="21"/>
           <w:szCs w:val="21"/>
         </w:rPr>
-        <w:t xml:space="preserve">Bei der Berechnung dieser Zielkennzahl bleiben unberücksichtigt: (a) Ausfälle, Störungen und Wartungen von Subunternehmern und Drittdiensten, (b) angekündigte und Notfall-Wartungsfenster (Abschnitt 6), (c) Ereignisse höherer Gewalt sowie (d) Störungen aus dem Verantwortungsbereich des Kunden oder Dritter.</w:t>
+        <w:t xml:space="preserve">Gemessen wird von außen mindestens alle fünf Minuten; NexAI stellt die Messwerte auf Verlangen bereit [setzt voraus: externe Verfügbarkeitsmessung]. Bis die Messung eingerichtet ist, ermitteln die Parteien Ausfallzeiten anhand der Störungsmeldungen des Kunden und der Aufzeichnungen von NexAI; NexAI legt diese auf Verlangen vor.</w:t>
       </w:r>
     </w:p>
     <w:p>
@@ -2688,59 +2714,7 @@
           <w:sz w:val="21"/>
           <w:szCs w:val="21"/>
         </w:rPr>
-        <w:t xml:space="preserve">Die Zielkennzahl stellt eine </w:t>
-      </w:r>
-      <w:r>
-        <w:rPr>
-          <w:rFonts w:ascii="Arial" w:cs="Arial" w:eastAsia="Arial" w:hAnsi="Arial"/>
-          <w:b/>
-          <w:bCs/>
-          <w:i w:val="false"/>
-          <w:iCs w:val="false"/>
-          <w:color w:val="1A1A1A"/>
-          <w:sz w:val="21"/>
-          <w:szCs w:val="21"/>
-        </w:rPr>
-        <w:t xml:space="preserve">Bemühensschuld</w:t>
-      </w:r>
-      <w:r>
-        <w:rPr>
-          <w:rFonts w:ascii="Arial" w:cs="Arial" w:eastAsia="Arial" w:hAnsi="Arial"/>
-          <w:b w:val="false"/>
-          <w:bCs w:val="false"/>
-          <w:i w:val="false"/>
-          <w:iCs w:val="false"/>
-          <w:color w:val="1A1A1A"/>
-          <w:sz w:val="21"/>
-          <w:szCs w:val="21"/>
-        </w:rPr>
-        <w:t xml:space="preserve"> und </w:t>
-      </w:r>
-      <w:r>
-        <w:rPr>
-          <w:rFonts w:ascii="Arial" w:cs="Arial" w:eastAsia="Arial" w:hAnsi="Arial"/>
-          <w:b/>
-          <w:bCs/>
-          <w:i w:val="false"/>
-          <w:iCs w:val="false"/>
-          <w:color w:val="1A1A1A"/>
-          <w:sz w:val="21"/>
-          <w:szCs w:val="21"/>
-        </w:rPr>
-        <w:t xml:space="preserve">keine Beschaffenheits- oder Verfügbarkeitsgarantie</w:t>
-      </w:r>
-      <w:r>
-        <w:rPr>
-          <w:rFonts w:ascii="Arial" w:cs="Arial" w:eastAsia="Arial" w:hAnsi="Arial"/>
-          <w:b w:val="false"/>
-          <w:bCs w:val="false"/>
-          <w:i w:val="false"/>
-          <w:iCs w:val="false"/>
-          <w:color w:val="1A1A1A"/>
-          <w:sz w:val="21"/>
-          <w:szCs w:val="21"/>
-        </w:rPr>
-        <w:t xml:space="preserve"> und keine zugesicherte Eigenschaft dar. Aus dem bloßen Nichterreichen der Zielkennzahl ergeben sich keine Vertragsstrafen, Gutschriften oder Minderungsansprüche, soweit nicht ausdrücklich abweichend vereinbart. Zwingende gesetzliche Ansprüche des Kunden bleiben unberührt.</w:t>
+        <w:t xml:space="preserve">Keine Ausfallzeit sind (a) nach Ziffer 6 angekündigte Wartungen bis zu vier Stunden je Kalendermonat, (b) Störungen bei Subunternehmern, die NexAI nicht zu vertreten hat (nicht darunter fallen insbesondere fehlendes Guthaben, abgelaufene Zugänge und Konfigurationsfehler aus dem Bereich von NexAI), (c) höhere Gewalt (§ 22 des Rahmenvertrags) und (d) Ursachen im Verantwortungsbereich des Kunden.</w:t>
       </w:r>
     </w:p>
     <w:p>
@@ -2769,7 +2743,123 @@
           <w:sz w:val="21"/>
           <w:szCs w:val="21"/>
         </w:rPr>
-        <w:t xml:space="preserve">Die Agenten beruhen auf wahrscheinlichkeitsbasierter KI-Technologie und sind naturgemäß nicht fehlerfrei; hierauf wird ausdrücklich hingewiesen. Eine Erfolgs-, Lead- oder Umsatzgarantie übernimmt NexAI nicht.</w:t>
+        <w:t xml:space="preserve">Wird der Wert unterschritten, mindert sich der Monatsbeitrag der betroffenen Leistung pauschal: unter [98] % um 5 %, unter 95 % um 15 %, unter 90 % um 30 %; bei Projektanwendungen tritt an die Stelle des Monatsbeitrags der auf den Monat entfallende Teil der Pflegevergütung. Eine weitergehende Minderung bleibt dem Kunden bei nachgewiesener stärkerer Beeinträchtigung vorbehalten; eine unerhebliche Minderung der Tauglichkeit bleibt außer Betracht (§ 536 Abs. 1 Satz 3 BGB). Verrechnet wird mit der nächsten Rechnung. Ansprüche auf Schadensersatz nach § 12 des Rahmenvertrags bleiben unberührt; die Minderung wird auf sie angerechnet.</w:t>
+      </w:r>
+    </w:p>
+    <w:p>
+      <w:pPr>
+        <w:spacing w:after="80" w:line="276"/>
+        <w:ind w:left="360" w:hanging="360"/>
+        <w:jc w:val="both"/>
+      </w:pPr>
+      <w:r>
+        <w:rPr>
+          <w:rFonts w:ascii="Arial" w:cs="Arial" w:eastAsia="Arial" w:hAnsi="Arial"/>
+          <w:color w:val="1A1A1A"/>
+          <w:sz w:val="21"/>
+          <w:szCs w:val="21"/>
+        </w:rPr>
+        <w:t xml:space="preserve">(5)	</w:t>
+      </w:r>
+      <w:r>
+        <w:rPr>
+          <w:rFonts w:ascii="Arial" w:cs="Arial" w:eastAsia="Arial" w:hAnsi="Arial"/>
+          <w:b w:val="false"/>
+          <w:bCs w:val="false"/>
+          <w:i w:val="false"/>
+          <w:iCs w:val="false"/>
+          <w:color w:val="1A1A1A"/>
+          <w:sz w:val="21"/>
+          <w:szCs w:val="21"/>
+        </w:rPr>
+        <w:t xml:space="preserve">Liegt die Verfügbarkeit einer Leistung zwei Kalendermonate in Folge unter 90 %, kann der Kunde die betroffene Leistung fristlos kündigen.</w:t>
+      </w:r>
+    </w:p>
+    <w:p>
+      <w:pPr>
+        <w:spacing w:after="80" w:line="276"/>
+        <w:ind w:left="360" w:hanging="360"/>
+        <w:jc w:val="both"/>
+      </w:pPr>
+      <w:r>
+        <w:rPr>
+          <w:rFonts w:ascii="Arial" w:cs="Arial" w:eastAsia="Arial" w:hAnsi="Arial"/>
+          <w:color w:val="1A1A1A"/>
+          <w:sz w:val="21"/>
+          <w:szCs w:val="21"/>
+        </w:rPr>
+        <w:t xml:space="preserve">(6)	</w:t>
+      </w:r>
+      <w:r>
+        <w:rPr>
+          <w:rFonts w:ascii="Arial" w:cs="Arial" w:eastAsia="Arial" w:hAnsi="Arial"/>
+          <w:b w:val="false"/>
+          <w:bCs w:val="false"/>
+          <w:i w:val="false"/>
+          <w:iCs w:val="false"/>
+          <w:color w:val="1A1A1A"/>
+          <w:sz w:val="21"/>
+          <w:szCs w:val="21"/>
+        </w:rPr>
+        <w:t xml:space="preserve">Für die Gesprächs- und Textverarbeitung der Agenten durch Drittdienste (insbesondere Sprachmodelle, Spracherkennung und Sprachausgabe) gilt Absatz (1) nicht. Ausfälle dieser Verarbeitung, die NexAI zu vertreten hat (etwa wegen fehlenden Guthabens), zählen jedoch als Ausfallzeit der Vermittlungsschicht.</w:t>
+      </w:r>
+    </w:p>
+    <w:p>
+      <w:pPr>
+        <w:spacing w:after="80" w:line="276"/>
+        <w:ind w:left="360" w:hanging="360"/>
+        <w:jc w:val="both"/>
+      </w:pPr>
+      <w:r>
+        <w:rPr>
+          <w:rFonts w:ascii="Arial" w:cs="Arial" w:eastAsia="Arial" w:hAnsi="Arial"/>
+          <w:color w:val="1A1A1A"/>
+          <w:sz w:val="21"/>
+          <w:szCs w:val="21"/>
+        </w:rPr>
+        <w:t xml:space="preserve">(7)	</w:t>
+      </w:r>
+      <w:r>
+        <w:rPr>
+          <w:rFonts w:ascii="Arial" w:cs="Arial" w:eastAsia="Arial" w:hAnsi="Arial"/>
+          <w:b w:val="false"/>
+          <w:bCs w:val="false"/>
+          <w:i w:val="false"/>
+          <w:iCs w:val="false"/>
+          <w:color w:val="1A1A1A"/>
+          <w:sz w:val="21"/>
+          <w:szCs w:val="21"/>
+        </w:rPr>
+        <w:t xml:space="preserve">Für Anwendungen, die der Kunde als Kauflizenz selbst betreibt, gibt NexAI keine Verfügbarkeitszusage (Ziffer 12).</w:t>
+      </w:r>
+    </w:p>
+    <w:p>
+      <w:pPr>
+        <w:spacing w:after="80" w:line="276"/>
+        <w:ind w:left="360" w:hanging="360"/>
+        <w:jc w:val="both"/>
+      </w:pPr>
+      <w:r>
+        <w:rPr>
+          <w:rFonts w:ascii="Arial" w:cs="Arial" w:eastAsia="Arial" w:hAnsi="Arial"/>
+          <w:color w:val="1A1A1A"/>
+          <w:sz w:val="21"/>
+          <w:szCs w:val="21"/>
+        </w:rPr>
+        <w:t xml:space="preserve">(8)	</w:t>
+      </w:r>
+      <w:r>
+        <w:rPr>
+          <w:rFonts w:ascii="Arial" w:cs="Arial" w:eastAsia="Arial" w:hAnsi="Arial"/>
+          <w:b w:val="false"/>
+          <w:bCs w:val="false"/>
+          <w:i w:val="false"/>
+          <w:iCs w:val="false"/>
+          <w:color w:val="1A1A1A"/>
+          <w:sz w:val="21"/>
+          <w:szCs w:val="21"/>
+        </w:rPr>
+        <w:t xml:space="preserve">Die Agenten und die Antwortentwürfe des NexAI Mailagent beruhen auf wahrscheinlichkeitsbasierter KI-Technologie und sind naturgemäß nicht fehlerfrei; hierauf wird ausdrücklich hingewiesen. Eine Erfolgs-, Lead- oder Umsatzgarantie übernimmt NexAI nicht.</w:t>
       </w:r>
     </w:p>
     <w:p>
@@ -3025,59 +3115,111 @@
           <w:sz w:val="21"/>
           <w:szCs w:val="21"/>
         </w:rPr>
-        <w:t xml:space="preserve">Der Kunde ist für die </w:t>
-      </w:r>
-      <w:r>
-        <w:rPr>
-          <w:rFonts w:ascii="Arial" w:cs="Arial" w:eastAsia="Arial" w:hAnsi="Arial"/>
-          <w:b/>
-          <w:bCs/>
-          <w:i w:val="false"/>
-          <w:iCs w:val="false"/>
-          <w:color w:val="1A1A1A"/>
-          <w:sz w:val="21"/>
-          <w:szCs w:val="21"/>
-        </w:rPr>
-        <w:t xml:space="preserve">Sicherung seiner eigenen Daten</w:t>
-      </w:r>
-      <w:r>
-        <w:rPr>
-          <w:rFonts w:ascii="Arial" w:cs="Arial" w:eastAsia="Arial" w:hAnsi="Arial"/>
-          <w:b w:val="false"/>
-          <w:bCs w:val="false"/>
-          <w:i w:val="false"/>
-          <w:iCs w:val="false"/>
-          <w:color w:val="1A1A1A"/>
-          <w:sz w:val="21"/>
-          <w:szCs w:val="21"/>
-        </w:rPr>
-        <w:t xml:space="preserve"> selbst verantwortlich. Führendes System für Geschäftsdaten ist das jeweilige </w:t>
-      </w:r>
-      <w:r>
-        <w:rPr>
-          <w:rFonts w:ascii="Arial" w:cs="Arial" w:eastAsia="Arial" w:hAnsi="Arial"/>
-          <w:b/>
-          <w:bCs/>
-          <w:i w:val="false"/>
-          <w:iCs w:val="false"/>
-          <w:color w:val="1A1A1A"/>
-          <w:sz w:val="21"/>
-          <w:szCs w:val="21"/>
-        </w:rPr>
-        <w:t xml:space="preserve">Kundensystem</w:t>
-      </w:r>
-      <w:r>
-        <w:rPr>
-          <w:rFonts w:ascii="Arial" w:cs="Arial" w:eastAsia="Arial" w:hAnsi="Arial"/>
-          <w:b w:val="false"/>
-          <w:bCs w:val="false"/>
-          <w:i w:val="false"/>
-          <w:iCs w:val="false"/>
-          <w:color w:val="1A1A1A"/>
-          <w:sz w:val="21"/>
-          <w:szCs w:val="21"/>
-        </w:rPr>
-        <w:t xml:space="preserve">.</w:t>
+        <w:t xml:space="preserve">NexAI sichert die Daten der von ihr betriebenen Anwendungen täglich in verschlüsselter Form: (a) </w:t>
+      </w:r>
+      <w:r>
+        <w:rPr>
+          <w:rFonts w:ascii="Arial" w:cs="Arial" w:eastAsia="Arial" w:hAnsi="Arial"/>
+          <w:b/>
+          <w:bCs/>
+          <w:i w:val="false"/>
+          <w:iCs w:val="false"/>
+          <w:color w:val="1A1A1A"/>
+          <w:sz w:val="21"/>
+          <w:szCs w:val="21"/>
+        </w:rPr>
+        <w:t xml:space="preserve">NexAI Kalender:</w:t>
+      </w:r>
+      <w:r>
+        <w:rPr>
+          <w:rFonts w:ascii="Arial" w:cs="Arial" w:eastAsia="Arial" w:hAnsi="Arial"/>
+          <w:b w:val="false"/>
+          <w:bCs w:val="false"/>
+          <w:i w:val="false"/>
+          <w:iCs w:val="false"/>
+          <w:color w:val="1A1A1A"/>
+          <w:sz w:val="21"/>
+          <w:szCs w:val="21"/>
+        </w:rPr>
+        <w:t xml:space="preserve"> auf einen zweiten, vom Produktivsystem getrennten Server; aufbewahrt werden die jeweils letzten 30 Sicherungen. (b) </w:t>
+      </w:r>
+      <w:r>
+        <w:rPr>
+          <w:rFonts w:ascii="Arial" w:cs="Arial" w:eastAsia="Arial" w:hAnsi="Arial"/>
+          <w:b/>
+          <w:bCs/>
+          <w:i w:val="false"/>
+          <w:iCs w:val="false"/>
+          <w:color w:val="1A1A1A"/>
+          <w:sz w:val="21"/>
+          <w:szCs w:val="21"/>
+        </w:rPr>
+        <w:t xml:space="preserve">NexAI Mailagent:</w:t>
+      </w:r>
+      <w:r>
+        <w:rPr>
+          <w:rFonts w:ascii="Arial" w:cs="Arial" w:eastAsia="Arial" w:hAnsi="Arial"/>
+          <w:b w:val="false"/>
+          <w:bCs w:val="false"/>
+          <w:i w:val="false"/>
+          <w:iCs w:val="false"/>
+          <w:color w:val="1A1A1A"/>
+          <w:sz w:val="21"/>
+          <w:szCs w:val="21"/>
+        </w:rPr>
+        <w:t xml:space="preserve"> auf einen zweiten, vom Produktivsystem getrennten Server; aufbewahrt werden die jeweils letzten 14 Sicherungen [setzt voraus: Sicherung für die Instanz des Kunden eingerichtet; heute nur für die NexAI-eigene Instanz]. (c) </w:t>
+      </w:r>
+      <w:r>
+        <w:rPr>
+          <w:rFonts w:ascii="Arial" w:cs="Arial" w:eastAsia="Arial" w:hAnsi="Arial"/>
+          <w:b/>
+          <w:bCs/>
+          <w:i w:val="false"/>
+          <w:iCs w:val="false"/>
+          <w:color w:val="1A1A1A"/>
+          <w:sz w:val="21"/>
+          <w:szCs w:val="21"/>
+        </w:rPr>
+        <w:t xml:space="preserve">NexAI CRM bei Betrieb durch NexAI:</w:t>
+      </w:r>
+      <w:r>
+        <w:rPr>
+          <w:rFonts w:ascii="Arial" w:cs="Arial" w:eastAsia="Arial" w:hAnsi="Arial"/>
+          <w:b w:val="false"/>
+          <w:bCs w:val="false"/>
+          <w:i w:val="false"/>
+          <w:iCs w:val="false"/>
+          <w:color w:val="1A1A1A"/>
+          <w:sz w:val="21"/>
+          <w:szCs w:val="21"/>
+        </w:rPr>
+        <w:t xml:space="preserve"> NexAI sichert die Datenbank des CRM täglich in verschlüsselter Form und bewahrt die jeweils letzten 30 Sicherungen auf. Die Sicherungen liegen derzeit auf dem Server, auf dem das CRM betrieben wird; gegen einen Totalverlust dieses Servers schützen sie nicht. [Geplante Fassung, setzt voraus: Auslagerung auf ein getrenntes System in Deutschland und monatliche automatische Rückspielprobe: „NexAI sichert die Daten des CRM täglich verschlüsselt auf ein von der Produktivumgebung getrenntes System in Deutschland und bewahrt die Sicherungen in der Regel 30 Tage auf.“] (d) </w:t>
+      </w:r>
+      <w:r>
+        <w:rPr>
+          <w:rFonts w:ascii="Arial" w:cs="Arial" w:eastAsia="Arial" w:hAnsi="Arial"/>
+          <w:b/>
+          <w:bCs/>
+          <w:i w:val="false"/>
+          <w:iCs w:val="false"/>
+          <w:color w:val="1A1A1A"/>
+          <w:sz w:val="21"/>
+          <w:szCs w:val="21"/>
+        </w:rPr>
+        <w:t xml:space="preserve">NexAI App:</w:t>
+      </w:r>
+      <w:r>
+        <w:rPr>
+          <w:rFonts w:ascii="Arial" w:cs="Arial" w:eastAsia="Arial" w:hAnsi="Arial"/>
+          <w:b w:val="false"/>
+          <w:bCs w:val="false"/>
+          <w:i w:val="false"/>
+          <w:iCs w:val="false"/>
+          <w:color w:val="1A1A1A"/>
+          <w:sz w:val="21"/>
+          <w:szCs w:val="21"/>
+        </w:rPr>
+        <w:t xml:space="preserve"> nach den für die Projektanwendung festgelegten Maßnahmen [setzt voraus: Sicherung für die Projektanwendung eingerichtet].</w:t>
       </w:r>
     </w:p>
     <w:p>
@@ -3106,7 +3248,7 @@
           <w:sz w:val="21"/>
           <w:szCs w:val="21"/>
         </w:rPr>
-        <w:t xml:space="preserve">NexAI schuldet keine über die vertraglich vereinbarten Betriebsleistungen hinausgehende Datensicherung. Soweit eine Speicherung technisch abschaltbar ist, erfolgt keine Speicherung; im Übrigen gelten die Regelungen der Vertragsdokumente, insbesondere zur Aufbewahrung (regelmäßig sechs Monate) sowie zum 30-tägigen Export vor Löschung bei Vertragsende.</w:t>
+        <w:t xml:space="preserve">Im Störungsfall stellt NexAI den letzten verfügbaren gesicherten Stand wieder her, soweit dies möglich ist. Daten, die nach der letzten Sicherung entstanden sind, können verloren gehen; für Datenverlust haftet NexAI nach § 12 des Rahmenvertrags. [Geplante Fassung, setzt voraus: monatliche automatische Rückspielprobe und Benachrichtigung bei ausbleibender Sicherung: „Die Wiederherstellbarkeit wird mindestens monatlich automatisch geprüft: Die jüngste Sicherung wird in einer von der Produktivumgebung getrennten Umgebung eingespielt und mit dem gesicherten Bestand abgeglichen; das Ergebnis wird protokolliert. Bleibt eine Sicherung aus oder schlägt die Prüfung fehl, wird NexAI automatisch benachrichtigt.“]</w:t>
       </w:r>
     </w:p>
     <w:p>
@@ -3135,7 +3277,36 @@
           <w:sz w:val="21"/>
           <w:szCs w:val="21"/>
         </w:rPr>
-        <w:t xml:space="preserve">Vor Eingriffen, die mit einem Risiko für Datenbestände verbunden sein können, obliegt es dem Kunden, im Rahmen des Zumutbaren aktuelle Sicherungen der in seinen Systemen geführten Daten vorzuhalten.</w:t>
+        <w:t xml:space="preserve">Der Kunde kann seine Daten jederzeit über die Exportfunktion der Anwendung sichern. Für Daten in seinen eigenen Systemen (insbesondere Postfächer, Kalender und selbst betriebene Anwendungen) ist er verantwortlich.</w:t>
+      </w:r>
+    </w:p>
+    <w:p>
+      <w:pPr>
+        <w:spacing w:after="80" w:line="276"/>
+        <w:ind w:left="360" w:hanging="360"/>
+        <w:jc w:val="both"/>
+      </w:pPr>
+      <w:r>
+        <w:rPr>
+          <w:rFonts w:ascii="Arial" w:cs="Arial" w:eastAsia="Arial" w:hAnsi="Arial"/>
+          <w:color w:val="1A1A1A"/>
+          <w:sz w:val="21"/>
+          <w:szCs w:val="21"/>
+        </w:rPr>
+        <w:t xml:space="preserve">(4)	</w:t>
+      </w:r>
+      <w:r>
+        <w:rPr>
+          <w:rFonts w:ascii="Arial" w:cs="Arial" w:eastAsia="Arial" w:hAnsi="Arial"/>
+          <w:b w:val="false"/>
+          <w:bCs w:val="false"/>
+          <w:i w:val="false"/>
+          <w:iCs w:val="false"/>
+          <w:color w:val="1A1A1A"/>
+          <w:sz w:val="21"/>
+          <w:szCs w:val="21"/>
+        </w:rPr>
+        <w:t xml:space="preserve">Gelöschte Daten verbleiben bis zum Ablauf der Aufbewahrung in den Sicherungen (Anlage B, Anhang 3). Nach einer Wiederherstellung zieht NexAI zwischenzeitlich erledigte Löschungen nach.</w:t>
       </w:r>
     </w:p>
     <w:p>
@@ -3195,7 +3366,7 @@
           <w:sz w:val="21"/>
           <w:szCs w:val="21"/>
         </w:rPr>
-        <w:t xml:space="preserve">Die Erbringung der Betriebsleistungen setzt die Verfügbarkeit und Funktionsfähigkeit von </w:t>
+        <w:t xml:space="preserve">Die Erbringung der Betriebsleistungen setzt die Verfügbarkeit von </w:t>
       </w:r>
       <w:r>
         <w:rPr>
@@ -3221,7 +3392,7 @@
           <w:sz w:val="21"/>
           <w:szCs w:val="21"/>
         </w:rPr>
-        <w:t xml:space="preserve"> voraus. NexAI hat auf deren Verfügbarkeit, Leistungsfähigkeit und Änderungen keinen Einfluss und übernimmt hierfür keine Gewähr. Störungen dieser Dienste liegen außerhalb des Verantwortungsbereichs von NexAI.</w:t>
+        <w:t xml:space="preserve"> voraus (Anlage B, Anhang 2). Für sie haftet NexAI nach § 20 Abs. (2) des Rahmenvertrags.</w:t>
       </w:r>
     </w:p>
     <w:p>
@@ -3391,7 +3562,7 @@
           <w:sz w:val="21"/>
           <w:szCs w:val="21"/>
         </w:rPr>
-        <w:t xml:space="preserve">NexAI ist berechtigt, dieses SLA mit Wirkung für die Zukunft anzupassen, soweit dies aus sachlichen Gründen – insbesondere aufgrund technischer Weiterentwicklungen, geänderter Leistungen von Subunternehmern oder geänderter rechtlicher Rahmenbedingungen – erforderlich ist und die Anpassung den Kunden nicht unangemessen benachteiligt. Der wesentliche Kern der geschuldeten Leistung bleibt unberührt.</w:t>
+        <w:t xml:space="preserve">Änderungen dieses SLA werden nur wirksam, wenn der Kunde ihnen in Textform zustimmt. Ausgenommen sind Änderungen ausschließlich zugunsten des Kunden; diese teilt NexAI in Textform mit.</w:t>
       </w:r>
     </w:p>
     <w:p>
@@ -3420,33 +3591,38 @@
           <w:sz w:val="21"/>
           <w:szCs w:val="21"/>
         </w:rPr>
-        <w:t xml:space="preserve">Änderungen kündigt NexAI mindestens </w:t>
-      </w:r>
-      <w:r>
-        <w:rPr>
-          <w:rFonts w:ascii="Arial" w:cs="Arial" w:eastAsia="Arial" w:hAnsi="Arial"/>
-          <w:b/>
-          <w:bCs/>
-          <w:i w:val="false"/>
-          <w:iCs w:val="false"/>
-          <w:color w:val="1A1A1A"/>
-          <w:sz w:val="21"/>
-          <w:szCs w:val="21"/>
-        </w:rPr>
-        <w:t xml:space="preserve">sechs Wochen</w:t>
-      </w:r>
-      <w:r>
-        <w:rPr>
-          <w:rFonts w:ascii="Arial" w:cs="Arial" w:eastAsia="Arial" w:hAnsi="Arial"/>
-          <w:b w:val="false"/>
-          <w:bCs w:val="false"/>
-          <w:i w:val="false"/>
-          <w:iCs w:val="false"/>
-          <w:color w:val="1A1A1A"/>
-          <w:sz w:val="21"/>
-          <w:szCs w:val="21"/>
-        </w:rPr>
-        <w:t xml:space="preserve"> vor ihrem Wirksamwerden in Textform an; dabei werden die geänderten Regelungen mitgeteilt oder in konsolidierter Fassung übermittelt.</w:t>
+        <w:t xml:space="preserve">Stimmt der Kunde einer Änderung nicht zu, gilt das SLA in der bisherigen Fassung fort; das Recht beider Parteien zur ordentlichen Kündigung bleibt unberührt.</w:t>
+      </w:r>
+    </w:p>
+    <w:p>
+      <w:pPr>
+        <w:pStyle w:val="Heading1"/>
+        <w:keepNext/>
+        <w:spacing w:after="100" w:before="260"/>
+      </w:pPr>
+      <w:r>
+        <w:rPr>
+          <w:rFonts w:ascii="Arial" w:cs="Arial" w:eastAsia="Arial" w:hAnsi="Arial"/>
+          <w:b/>
+          <w:bCs/>
+          <w:color w:val="1F3A8A"/>
+          <w:sz w:val="24"/>
+          <w:szCs w:val="24"/>
+        </w:rPr>
+        <w:t xml:space="preserve">12.  </w:t>
+      </w:r>
+      <w:r>
+        <w:rPr>
+          <w:rFonts w:ascii="Arial" w:cs="Arial" w:eastAsia="Arial" w:hAnsi="Arial"/>
+          <w:b/>
+          <w:bCs/>
+          <w:i w:val="false"/>
+          <w:iCs w:val="false"/>
+          <w:color w:val="0B0B0F"/>
+          <w:sz w:val="24"/>
+          <w:szCs w:val="24"/>
+        </w:rPr>
+        <w:t xml:space="preserve">Pflege bei Kauflizenz (Betrieb beim Kunden)</w:t>
       </w:r>
     </w:p>
     <w:p>
@@ -3462,72 +3638,230 @@
           <w:sz w:val="21"/>
           <w:szCs w:val="21"/>
         </w:rPr>
+        <w:t xml:space="preserve">(1)	</w:t>
+      </w:r>
+      <w:r>
+        <w:rPr>
+          <w:rFonts w:ascii="Arial" w:cs="Arial" w:eastAsia="Arial" w:hAnsi="Arial"/>
+          <w:b w:val="false"/>
+          <w:bCs w:val="false"/>
+          <w:i w:val="false"/>
+          <w:iCs w:val="false"/>
+          <w:color w:val="1A1A1A"/>
+          <w:sz w:val="21"/>
+          <w:szCs w:val="21"/>
+        </w:rPr>
+        <w:t xml:space="preserve">Diese Ziffer gilt für Anwendungen, die der Kunde als Kauflizenz auf eigener Infrastruktur betreibt (Anlage E). Die Ziffern 6, 7, 8 Abs. (1) und 9 gelten für sie nicht.</w:t>
+      </w:r>
+    </w:p>
+    <w:p>
+      <w:pPr>
+        <w:spacing w:after="80" w:line="276"/>
+        <w:ind w:left="360" w:hanging="360"/>
+        <w:jc w:val="both"/>
+      </w:pPr>
+      <w:r>
+        <w:rPr>
+          <w:rFonts w:ascii="Arial" w:cs="Arial" w:eastAsia="Arial" w:hAnsi="Arial"/>
+          <w:color w:val="1A1A1A"/>
+          <w:sz w:val="21"/>
+          <w:szCs w:val="21"/>
+        </w:rPr>
+        <w:t xml:space="preserve">(2)	</w:t>
+      </w:r>
+      <w:r>
+        <w:rPr>
+          <w:rFonts w:ascii="Arial" w:cs="Arial" w:eastAsia="Arial" w:hAnsi="Arial"/>
+          <w:b/>
+          <w:bCs/>
+          <w:i w:val="false"/>
+          <w:iCs w:val="false"/>
+          <w:color w:val="1A1A1A"/>
+          <w:sz w:val="21"/>
+          <w:szCs w:val="21"/>
+        </w:rPr>
+        <w:t xml:space="preserve">Mit vereinbarter Pflege</w:t>
+      </w:r>
+      <w:r>
+        <w:rPr>
+          <w:rFonts w:ascii="Arial" w:cs="Arial" w:eastAsia="Arial" w:hAnsi="Arial"/>
+          <w:b w:val="false"/>
+          <w:bCs w:val="false"/>
+          <w:i w:val="false"/>
+          <w:iCs w:val="false"/>
+          <w:color w:val="1A1A1A"/>
+          <w:sz w:val="21"/>
+          <w:szCs w:val="21"/>
+        </w:rPr>
+        <w:t xml:space="preserve"> (Anlage E Ziffer 7) gelten die Servicezeiten, Supportkanäle, Prioritäten und Erstreaktionszeiten nach den Ziffern 2 bis 4 entsprechend. P1 liegt vor, wenn die Anwendung beim Kunden vollständig funktionsunfähig ist und die Ursache nicht offensichtlich in der Infrastruktur des Kunden liegt. Störungen, deren Ursache in der Infrastruktur des Kunden liegt, behebt NexAI auf Wunsch nach Aufwand (Ziffer 5.2).</w:t>
+      </w:r>
+    </w:p>
+    <w:p>
+      <w:pPr>
+        <w:spacing w:after="80" w:line="276"/>
+        <w:ind w:left="360" w:hanging="360"/>
+        <w:jc w:val="both"/>
+      </w:pPr>
+      <w:r>
+        <w:rPr>
+          <w:rFonts w:ascii="Arial" w:cs="Arial" w:eastAsia="Arial" w:hAnsi="Arial"/>
+          <w:color w:val="1A1A1A"/>
+          <w:sz w:val="21"/>
+          <w:szCs w:val="21"/>
+        </w:rPr>
         <w:t xml:space="preserve">(3)	</w:t>
       </w:r>
       <w:r>
         <w:rPr>
           <w:rFonts w:ascii="Arial" w:cs="Arial" w:eastAsia="Arial" w:hAnsi="Arial"/>
-          <w:b w:val="false"/>
-          <w:bCs w:val="false"/>
-          <w:i w:val="false"/>
-          <w:iCs w:val="false"/>
-          <w:color w:val="1A1A1A"/>
-          <w:sz w:val="21"/>
-          <w:szCs w:val="21"/>
-        </w:rPr>
-        <w:t xml:space="preserve">Beeinträchtigt die Änderung die Interessen des Kunden nicht nur unerheblich, steht dem Kunden ein </w:t>
-      </w:r>
-      <w:r>
-        <w:rPr>
-          <w:rFonts w:ascii="Arial" w:cs="Arial" w:eastAsia="Arial" w:hAnsi="Arial"/>
-          <w:b/>
-          <w:bCs/>
-          <w:i w:val="false"/>
-          <w:iCs w:val="false"/>
-          <w:color w:val="1A1A1A"/>
-          <w:sz w:val="21"/>
-          <w:szCs w:val="21"/>
-        </w:rPr>
-        <w:t xml:space="preserve">Sonderkündigungsrecht</w:t>
-      </w:r>
-      <w:r>
-        <w:rPr>
-          <w:rFonts w:ascii="Arial" w:cs="Arial" w:eastAsia="Arial" w:hAnsi="Arial"/>
-          <w:b w:val="false"/>
-          <w:bCs w:val="false"/>
-          <w:i w:val="false"/>
-          <w:iCs w:val="false"/>
-          <w:color w:val="1A1A1A"/>
-          <w:sz w:val="21"/>
-          <w:szCs w:val="21"/>
-        </w:rPr>
-        <w:t xml:space="preserve"> hinsichtlich des betroffenen Betriebsverhältnisses zum Zeitpunkt des Wirksamwerdens der Änderung zu. Kündigt der Kunde nicht, wird die Änderung zum angekündigten Zeitpunkt wirksam. Eine </w:t>
-      </w:r>
-      <w:r>
-        <w:rPr>
-          <w:rFonts w:ascii="Arial" w:cs="Arial" w:eastAsia="Arial" w:hAnsi="Arial"/>
-          <w:b/>
-          <w:bCs/>
-          <w:i w:val="false"/>
-          <w:iCs w:val="false"/>
-          <w:color w:val="1A1A1A"/>
-          <w:sz w:val="21"/>
-          <w:szCs w:val="21"/>
-        </w:rPr>
-        <w:t xml:space="preserve">Zustimmungsfiktion</w:t>
-      </w:r>
-      <w:r>
-        <w:rPr>
-          <w:rFonts w:ascii="Arial" w:cs="Arial" w:eastAsia="Arial" w:hAnsi="Arial"/>
-          <w:b w:val="false"/>
-          <w:bCs w:val="false"/>
-          <w:i w:val="false"/>
-          <w:iCs w:val="false"/>
-          <w:color w:val="1A1A1A"/>
-          <w:sz w:val="21"/>
-          <w:szCs w:val="21"/>
-        </w:rPr>
-        <w:t xml:space="preserve"> wird nicht vereinbart; auf das Sonderkündigungsrecht und die Bedeutung eines Unterbleibens der Kündigung wird in der Änderungsankündigung gesondert hingewiesen.</w:t>
+          <w:b/>
+          <w:bCs/>
+          <w:i w:val="false"/>
+          <w:iCs w:val="false"/>
+          <w:color w:val="1A1A1A"/>
+          <w:sz w:val="21"/>
+          <w:szCs w:val="21"/>
+        </w:rPr>
+        <w:t xml:space="preserve">Ohne Pflege</w:t>
+      </w:r>
+      <w:r>
+        <w:rPr>
+          <w:rFonts w:ascii="Arial" w:cs="Arial" w:eastAsia="Arial" w:hAnsi="Arial"/>
+          <w:b w:val="false"/>
+          <w:bCs w:val="false"/>
+          <w:i w:val="false"/>
+          <w:iCs w:val="false"/>
+          <w:color w:val="1A1A1A"/>
+          <w:sz w:val="21"/>
+          <w:szCs w:val="21"/>
+        </w:rPr>
+        <w:t xml:space="preserve"> besteht kein Anspruch auf Support und Reaktionszeiten; Supportleistungen erbringt NexAI dann nach Aufwand. Meldungen von Sicherheitslücken nimmt NexAI in jedem Fall entgegen (Ziffer 3).</w:t>
+      </w:r>
+    </w:p>
+    <w:p>
+      <w:pPr>
+        <w:spacing w:after="80" w:line="276"/>
+        <w:ind w:left="360" w:hanging="360"/>
+        <w:jc w:val="both"/>
+      </w:pPr>
+      <w:r>
+        <w:rPr>
+          <w:rFonts w:ascii="Arial" w:cs="Arial" w:eastAsia="Arial" w:hAnsi="Arial"/>
+          <w:color w:val="1A1A1A"/>
+          <w:sz w:val="21"/>
+          <w:szCs w:val="21"/>
+        </w:rPr>
+        <w:t xml:space="preserve">(4)	</w:t>
+      </w:r>
+      <w:r>
+        <w:rPr>
+          <w:rFonts w:ascii="Arial" w:cs="Arial" w:eastAsia="Arial" w:hAnsi="Arial"/>
+          <w:b/>
+          <w:bCs/>
+          <w:i w:val="false"/>
+          <w:iCs w:val="false"/>
+          <w:color w:val="1A1A1A"/>
+          <w:sz w:val="21"/>
+          <w:szCs w:val="21"/>
+        </w:rPr>
+        <w:t xml:space="preserve">Keine Verfügbarkeitszusage:</w:t>
+      </w:r>
+      <w:r>
+        <w:rPr>
+          <w:rFonts w:ascii="Arial" w:cs="Arial" w:eastAsia="Arial" w:hAnsi="Arial"/>
+          <w:b w:val="false"/>
+          <w:bCs w:val="false"/>
+          <w:i w:val="false"/>
+          <w:iCs w:val="false"/>
+          <w:color w:val="1A1A1A"/>
+          <w:sz w:val="21"/>
+          <w:szCs w:val="21"/>
+        </w:rPr>
+        <w:t xml:space="preserve"> Betrieb, Verfügbarkeit, Überwachung und Datensicherung der Infrastruktur und der Anwendung liegen beim Kunden (Anlage E Ziffer 4).</w:t>
+      </w:r>
+    </w:p>
+    <w:p>
+      <w:pPr>
+        <w:spacing w:after="80" w:line="276"/>
+        <w:ind w:left="360" w:hanging="360"/>
+        <w:jc w:val="both"/>
+      </w:pPr>
+      <w:r>
+        <w:rPr>
+          <w:rFonts w:ascii="Arial" w:cs="Arial" w:eastAsia="Arial" w:hAnsi="Arial"/>
+          <w:color w:val="1A1A1A"/>
+          <w:sz w:val="21"/>
+          <w:szCs w:val="21"/>
+        </w:rPr>
+        <w:t xml:space="preserve">(5)	</w:t>
+      </w:r>
+      <w:r>
+        <w:rPr>
+          <w:rFonts w:ascii="Arial" w:cs="Arial" w:eastAsia="Arial" w:hAnsi="Arial"/>
+          <w:b/>
+          <w:bCs/>
+          <w:i w:val="false"/>
+          <w:iCs w:val="false"/>
+          <w:color w:val="1A1A1A"/>
+          <w:sz w:val="21"/>
+          <w:szCs w:val="21"/>
+        </w:rPr>
+        <w:t xml:space="preserve">Sicherheitsaktualisierungen:</w:t>
+      </w:r>
+      <w:r>
+        <w:rPr>
+          <w:rFonts w:ascii="Arial" w:cs="Arial" w:eastAsia="Arial" w:hAnsi="Arial"/>
+          <w:b w:val="false"/>
+          <w:bCs w:val="false"/>
+          <w:i w:val="false"/>
+          <w:iCs w:val="false"/>
+          <w:color w:val="1A1A1A"/>
+          <w:sz w:val="21"/>
+          <w:szCs w:val="21"/>
+        </w:rPr>
+        <w:t xml:space="preserve"> Während des Unterstützungszeitraums (Anlage E Ziffer 3) stellt NexAI Sicherheitsaktualisierungen unverzüglich nach Behebung einer Schwachstelle und kostenlos bereit, soweit technisch machbar getrennt von Funktionsaktualisierungen und zusammen mit Hinweisen zu den zu treffenden Maßnahmen (vgl. Verordnung (EU) 2024/2847, Anhang I Teil II Nr. 2 und 8) [setzt voraus: Update-Weg für Kundeninstallationen]. Dies gilt unabhängig davon, ob Pflege vereinbart ist.</w:t>
+      </w:r>
+    </w:p>
+    <w:p>
+      <w:pPr>
+        <w:spacing w:after="80" w:line="276"/>
+        <w:ind w:left="360" w:hanging="360"/>
+        <w:jc w:val="both"/>
+      </w:pPr>
+      <w:r>
+        <w:rPr>
+          <w:rFonts w:ascii="Arial" w:cs="Arial" w:eastAsia="Arial" w:hAnsi="Arial"/>
+          <w:color w:val="1A1A1A"/>
+          <w:sz w:val="21"/>
+          <w:szCs w:val="21"/>
+        </w:rPr>
+        <w:t xml:space="preserve">(6)	</w:t>
+      </w:r>
+      <w:r>
+        <w:rPr>
+          <w:rFonts w:ascii="Arial" w:cs="Arial" w:eastAsia="Arial" w:hAnsi="Arial"/>
+          <w:b/>
+          <w:bCs/>
+          <w:i w:val="false"/>
+          <w:iCs w:val="false"/>
+          <w:color w:val="1A1A1A"/>
+          <w:sz w:val="21"/>
+          <w:szCs w:val="21"/>
+        </w:rPr>
+        <w:t xml:space="preserve">Wartungszugang:</w:t>
+      </w:r>
+      <w:r>
+        <w:rPr>
+          <w:rFonts w:ascii="Arial" w:cs="Arial" w:eastAsia="Arial" w:hAnsi="Arial"/>
+          <w:b w:val="false"/>
+          <w:bCs w:val="false"/>
+          <w:i w:val="false"/>
+          <w:iCs w:val="false"/>
+          <w:color w:val="1A1A1A"/>
+          <w:sz w:val="21"/>
+          <w:szCs w:val="21"/>
+        </w:rPr>
+        <w:t xml:space="preserve"> Installation, Aktualisierung und Störungsbeseitigung erfolgen nach Absprache über den Wartungszugang nach Anlage E Ziffer 5. NexAI dokumentiert jeden Zugriff mit Anlass und Zeitpunkt.</w:t>
       </w:r>
     </w:p>
     <w:p>
@@ -3557,7 +3891,7 @@
           <w:sz w:val="18"/>
           <w:szCs w:val="18"/>
         </w:rPr>
-        <w:t xml:space="preserve">Dieses Dokument ist ein sorgfältig erstellter Entwurf und ersetzt keine Rechtsberatung im Einzelfall. Es sollte vor Verwendung für den konkreten Einzelfall anwaltlich geprüft werden.</w:t>
+        <w:t xml:space="preserve">Fassung Oktober 2026. Entwurf, von NexAI erstellt; die anwaltliche Prüfung folgt. Eckige Klammern kennzeichnen Werte und Regelungen, die vor Verwendung festzulegen sind; „[setzt voraus: …]“ kennzeichnet Zusagen, die erst gelten, wenn die genannte technische Voraussetzung erfüllt ist.</w:t>
       </w:r>
     </w:p>
     <w:p>
@@ -3587,7 +3921,7 @@
           <w:sz w:val="24"/>
           <w:szCs w:val="24"/>
         </w:rPr>
-        <w:t xml:space="preserve">12.  </w:t>
+        <w:t xml:space="preserve">13.  </w:t>
       </w:r>
       <w:r>
         <w:rPr>

--- a/vertrag/05_AnlageC_SLA.docx
+++ b/vertrag/05_AnlageC_SLA.docx
@@ -546,7 +546,7 @@
           <w:sz w:val="21"/>
           <w:szCs w:val="21"/>
         </w:rPr>
-        <w:t xml:space="preserve">Ist der telefonische Ansprechpartner von NexAI wegen Urlaubs oder Krankheit abwesend, kündigt NexAI planbare Abwesenheiten rechtzeitig in Textform an und benennt eine Vertretung, die die Erstreaktion nach Ziffer 4 übernimmt. [Vertretung: von Max zu benennen.]</w:t>
+        <w:t xml:space="preserve">Ist der telefonische Ansprechpartner von NexAI wegen Urlaubs oder Krankheit abwesend, kündigt NexAI planbare Abwesenheiten rechtzeitig in Textform an. Vertretung ist der Gesellschafter Jason Brian Merklein; er übernimmt die Erstreaktion zu denselben Reaktionszeiten nach Ziffer 4, bei P1 also innerhalb von 4 Servicestunden.</w:t>
       </w:r>
     </w:p>
     <w:p>
@@ -668,7 +668,7 @@
           <w:sz w:val="21"/>
           <w:szCs w:val="21"/>
         </w:rPr>
-        <w:t xml:space="preserve"> unter 0176 80714816 (Maximilian Trenk) innerhalb der Servicezeiten; bei Störungen der Priorität P1 vorrangig zu nutzen;</w:t>
+        <w:t xml:space="preserve"> unter 0176 80714816 innerhalb der Servicezeiten; bei Störungen der Priorität P1 vorrangig zu nutzen;</w:t>
       </w:r>
     </w:p>
     <w:p>
@@ -2643,7 +2643,7 @@
           <w:sz w:val="21"/>
           <w:szCs w:val="21"/>
         </w:rPr>
-        <w:t xml:space="preserve">Verfügbarkeit von [98] % im Kalendermonat</w:t>
+        <w:t xml:space="preserve">Verfügbarkeit von 98 % im Kalendermonat</w:t>
       </w:r>
       <w:r>
         <w:rPr>
@@ -2743,7 +2743,7 @@
           <w:sz w:val="21"/>
           <w:szCs w:val="21"/>
         </w:rPr>
-        <w:t xml:space="preserve">Wird der Wert unterschritten, mindert sich der Monatsbeitrag der betroffenen Leistung pauschal: unter [98] % um 5 %, unter 95 % um 15 %, unter 90 % um 30 %; bei Projektanwendungen tritt an die Stelle des Monatsbeitrags der auf den Monat entfallende Teil der Pflegevergütung. Eine weitergehende Minderung bleibt dem Kunden bei nachgewiesener stärkerer Beeinträchtigung vorbehalten; eine unerhebliche Minderung der Tauglichkeit bleibt außer Betracht (§ 536 Abs. 1 Satz 3 BGB). Verrechnet wird mit der nächsten Rechnung. Ansprüche auf Schadensersatz nach § 12 des Rahmenvertrags bleiben unberührt; die Minderung wird auf sie angerechnet.</w:t>
+        <w:t xml:space="preserve">Wird der Wert unterschritten, mindert sich der Monatsbeitrag der betroffenen Leistung pauschal: unter 98 % um 5 %, unter 95 % um 15 %, unter 90 % um 30 %; bei Projektanwendungen tritt an die Stelle des Monatsbeitrags der auf den Monat entfallende Teil der Pflegevergütung. Eine weitergehende Minderung bleibt dem Kunden bei nachgewiesener stärkerer Beeinträchtigung vorbehalten; eine unerhebliche Minderung der Tauglichkeit bleibt außer Betracht (§ 536 Abs. 1 Satz 3 BGB). Verrechnet wird mit der nächsten Rechnung. Ansprüche auf Schadensersatz nach § 12 des Rahmenvertrags bleiben unberührt; die Minderung wird auf sie angerechnet.</w:t>
       </w:r>
     </w:p>
     <w:p>

--- a/vertrag/05_AnlageC_SLA.docx
+++ b/vertrag/05_AnlageC_SLA.docx
@@ -150,7 +150,7 @@
           <w:sz w:val="21"/>
           <w:szCs w:val="21"/>
         </w:rPr>
-        <w:t xml:space="preserve">, Untere Bergstraße 13, 74586 Frankenhardt-Honhardt, vertreten durch die Gesellschafter Maximilian Trenk und Jason Brian Merklein (nachfolgend "NexAI"), gegenüber dem im Auftragsformular bezeichneten Kunden (nachfolgend "Kunde") erbrachten Betriebsleistungen, insbesondere Betrieb, Wartung, Hosting und Support der Agenten und Anwendungen.</w:t>
+        <w:t xml:space="preserve">, Untere Bergstraße 13, 74586 Frankenhardt-Honhardt, vertreten durch die Gesellschafter Maximilian Trenk und Jason Brian Merklein, jeder allein (§ 720 Abs. 2 BGB), oder durch eine bevollmächtigte Person (Ziffer 16 des Leistungsscheins) (nachfolgend "NexAI"), gegenüber dem im Auftragsformular bezeichneten Kunden (nachfolgend "Kunde") erbrachten Betriebsleistungen, insbesondere Betrieb, Wartung, Hosting und Support der Agenten und Anwendungen.</w:t>
       </w:r>
     </w:p>
     <w:p>
@@ -3950,14 +3950,13 @@
         </w:tblBorders>
       </w:tblPr>
       <w:tblGrid>
-        <w:gridCol w:w="3135"/>
-        <w:gridCol w:w="3135"/>
-        <w:gridCol w:w="3135"/>
+        <w:gridCol w:w="4703"/>
+        <w:gridCol w:w="4703"/>
       </w:tblGrid>
       <w:tr>
         <w:tc>
           <w:tcPr>
-            <w:tcW w:type="dxa" w:w="3135"/>
+            <w:tcW w:type="dxa" w:w="4703"/>
             <w:tcBorders>
               <w:top w:val="none" w:color="FFFFFF" w:sz="0"/>
               <w:left w:val="none" w:color="FFFFFF" w:sz="0"/>
@@ -4048,110 +4047,13 @@
                 <w:sz w:val="18"/>
                 <w:szCs w:val="18"/>
               </w:rPr>
-              <w:t xml:space="preserve">Maximilian Trenk (Gesellschafter)</w:t>
+              <w:t xml:space="preserve">Name, Funktion (Gesellschafter oder in Vollmacht für NexAI)</w:t>
             </w:r>
           </w:p>
         </w:tc>
         <w:tc>
           <w:tcPr>
-            <w:tcW w:type="dxa" w:w="3135"/>
-            <w:tcBorders>
-              <w:top w:val="none" w:color="FFFFFF" w:sz="0"/>
-              <w:left w:val="none" w:color="FFFFFF" w:sz="0"/>
-              <w:bottom w:val="none" w:color="FFFFFF" w:sz="0"/>
-              <w:right w:val="none" w:color="FFFFFF" w:sz="0"/>
-            </w:tcBorders>
-            <w:tcMar>
-              <w:top w:type="dxa" w:w="60"/>
-              <w:right w:type="dxa" w:w="160"/>
-            </w:tcMar>
-          </w:tcPr>
-          <w:p>
-            <w:pPr>
-              <w:spacing w:after="0"/>
-            </w:pPr>
-            <w:r>
-              <w:rPr>
-                <w:rFonts w:ascii="Arial" w:cs="Arial" w:eastAsia="Arial" w:hAnsi="Arial"/>
-                <w:b/>
-                <w:bCs/>
-                <w:i w:val="false"/>
-                <w:iCs w:val="false"/>
-                <w:color w:val="0B0B0F"/>
-                <w:sz w:val="19"/>
-                <w:szCs w:val="19"/>
-              </w:rPr>
-              <w:t xml:space="preserve">Für NexAI</w:t>
-            </w:r>
-          </w:p>
-          <w:p>
-            <w:pPr>
-              <w:pBdr>
-                <w:bottom w:val="single" w:color="9CA3AF" w:sz="6" w:space="2"/>
-              </w:pBdr>
-              <w:spacing w:after="0" w:before="360"/>
-            </w:pPr>
-            <w:r>
-              <w:rPr>
-                <w:sz w:val="2"/>
-                <w:szCs w:val="2"/>
-              </w:rPr>
-              <w:t xml:space="preserve"/>
-            </w:r>
-          </w:p>
-          <w:p>
-            <w:pPr>
-              <w:spacing w:after="20"/>
-            </w:pPr>
-            <w:r>
-              <w:rPr>
-                <w:rFonts w:ascii="Arial" w:cs="Arial" w:eastAsia="Arial" w:hAnsi="Arial"/>
-                <w:b w:val="false"/>
-                <w:bCs w:val="false"/>
-                <w:i w:val="false"/>
-                <w:iCs w:val="false"/>
-                <w:color w:val="6B7280"/>
-                <w:sz w:val="18"/>
-                <w:szCs w:val="18"/>
-              </w:rPr>
-              <w:t xml:space="preserve">Ort, Datum</w:t>
-            </w:r>
-          </w:p>
-          <w:p>
-            <w:pPr>
-              <w:spacing w:after="20"/>
-            </w:pPr>
-            <w:r>
-              <w:rPr>
-                <w:rFonts w:ascii="Arial" w:cs="Arial" w:eastAsia="Arial" w:hAnsi="Arial"/>
-                <w:sz w:val="18"/>
-                <w:szCs w:val="18"/>
-              </w:rPr>
-              <w:t xml:space="preserve"/>
-            </w:r>
-          </w:p>
-          <w:p>
-            <w:pPr>
-              <w:spacing w:after="20"/>
-            </w:pPr>
-            <w:r>
-              <w:rPr>
-                <w:rFonts w:ascii="Arial" w:cs="Arial" w:eastAsia="Arial" w:hAnsi="Arial"/>
-                <w:b w:val="false"/>
-                <w:bCs w:val="false"/>
-                <w:i w:val="false"/>
-                <w:iCs w:val="false"/>
-                <w:color w:val="1A1A1A"/>
-                <w:sz w:val="18"/>
-                <w:szCs w:val="18"/>
-              </w:rPr>
-              <w:t xml:space="preserve">Jason Brian Merklein (Gesellschafter)</w:t>
-            </w:r>
-          </w:p>
-        </w:tc>
-        <w:tc>
-          <w:tcPr>
-            <w:tcW w:type="dxa" w:w="3135"/>
+            <w:tcW w:type="dxa" w:w="4703"/>
             <w:tcBorders>
               <w:top w:val="none" w:color="FFFFFF" w:sz="0"/>
               <w:left w:val="none" w:color="FFFFFF" w:sz="0"/>
